--- a/paidagogiko/sxedia  mathimatos/Α5.3 Μ1 - Κίνδυνοι στο Διαδίκτυο.docx
+++ b/paidagogiko/sxedia  mathimatos/Α5.3 Μ1 - Κίνδυνοι στο Διαδίκτυο.docx
@@ -2460,25 +2460,7 @@
                 <w:szCs w:val="20"/>
                 <w:lang w:val="el-GR"/>
               </w:rPr>
-              <w:t>αρχεί</w:t>
-            </w:r>
-            <w:r>
-              <w:rPr>
-                <w:rFonts w:cs="Arial"/>
-                <w:color w:val="000000"/>
-                <w:szCs w:val="20"/>
-                <w:lang w:val="el-GR"/>
-              </w:rPr>
-              <w:t>ο</w:t>
-            </w:r>
-            <w:r>
-              <w:rPr>
-                <w:rFonts w:cs="Arial"/>
-                <w:color w:val="000000"/>
-                <w:szCs w:val="20"/>
-                <w:lang w:val="el-GR"/>
-              </w:rPr>
-              <w:t xml:space="preserve"> </w:t>
+              <w:t xml:space="preserve">αρχείο </w:t>
             </w:r>
             <w:r>
               <w:rPr>
@@ -3097,8 +3079,17 @@
                 <w:rFonts w:cs="Arial"/>
                 <w:szCs w:val="20"/>
               </w:rPr>
-              <w:t xml:space="preserve"> μαθητών</w:t>
-            </w:r>
+              <w:t xml:space="preserve"> μα</w:t>
+            </w:r>
+            <w:proofErr w:type="spellStart"/>
+            <w:r>
+              <w:rPr>
+                <w:rFonts w:cs="Arial"/>
+                <w:szCs w:val="20"/>
+              </w:rPr>
+              <w:t>θητών</w:t>
+            </w:r>
+            <w:proofErr w:type="spellEnd"/>
           </w:p>
           <w:p>
             <w:pPr>
@@ -3134,6 +3125,7 @@
                 <w:b/>
                 <w:bCs/>
                 <w:szCs w:val="20"/>
+                <w:lang w:val="el-GR"/>
               </w:rPr>
               <w:t>α</w:t>
             </w:r>
@@ -3251,11 +3243,11 @@
               </w:rPr>
               <w:t xml:space="preserve">Οι μαθητές καλούνται να λύσουν τις Δραστηριότητες </w:t>
             </w:r>
-            <w:proofErr w:type="spellStart"/>
-            <w:r>
-              <w:rPr>
-                <w:rFonts w:cs="Arial"/>
-                <w:szCs w:val="20"/>
+            <w:r>
+              <w:rPr>
+                <w:rFonts w:cs="Arial"/>
+                <w:szCs w:val="20"/>
+                <w:lang w:val="el-GR"/>
               </w:rPr>
               <w:t>Αξιολό</w:t>
             </w:r>
@@ -3263,10 +3255,10 @@
               <w:rPr>
                 <w:rFonts w:cs="Arial"/>
                 <w:szCs w:val="20"/>
+                <w:lang w:val="el-GR"/>
               </w:rPr>
               <w:t>γησης</w:t>
             </w:r>
-            <w:proofErr w:type="spellEnd"/>
             <w:r>
               <w:rPr>
                 <w:rFonts w:cs="Arial"/>
@@ -3853,26 +3845,50 @@
                 <w:szCs w:val="20"/>
                 <w:lang w:val="el-GR"/>
               </w:rPr>
-              <w:t xml:space="preserve">τα παιδιά παίζουν ένα </w:t>
-            </w:r>
-            <w:r>
-              <w:rPr>
-                <w:rFonts w:cs="Arial"/>
-                <w:color w:val="000000"/>
-                <w:szCs w:val="20"/>
-                <w:lang w:val="en-US"/>
-              </w:rPr>
-              <w:t>Kahoot</w:t>
-            </w:r>
-            <w:r>
-              <w:rPr>
-                <w:rFonts w:cs="Arial"/>
-                <w:color w:val="000000"/>
-                <w:szCs w:val="20"/>
-                <w:lang w:val="el-GR"/>
-              </w:rPr>
-              <w:t xml:space="preserve"> 5 ερωτήσεων</w:t>
-            </w:r>
+              <w:t xml:space="preserve">Γίνεται μια γρήγορη ανακεφαλαίωση με χρήση </w:t>
+            </w:r>
+            <w:r>
+              <w:rPr>
+                <w:rFonts w:cs="Arial"/>
+                <w:color w:val="000000"/>
+                <w:szCs w:val="20"/>
+                <w:lang w:val="el-GR"/>
+              </w:rPr>
+              <w:t xml:space="preserve">της </w:t>
+            </w:r>
+            <w:r>
+              <w:rPr>
+                <w:rFonts w:cs="Arial"/>
+                <w:color w:val="000000"/>
+                <w:szCs w:val="20"/>
+                <w:lang w:val="el-GR"/>
+              </w:rPr>
+              <w:t xml:space="preserve">μιας διαφάνειας </w:t>
+            </w:r>
+            <w:r>
+              <w:rPr>
+                <w:rFonts w:cs="Arial"/>
+                <w:b/>
+                <w:bCs/>
+                <w:color w:val="000000"/>
+                <w:szCs w:val="20"/>
+                <w:lang w:val="el-GR"/>
+              </w:rPr>
+              <w:t xml:space="preserve">A5.3 Μ1 - Κίνδυνοι στο Διαδίκτυο - </w:t>
+            </w:r>
+            <w:proofErr w:type="spellStart"/>
+            <w:r>
+              <w:rPr>
+                <w:rFonts w:cs="Arial"/>
+                <w:b/>
+                <w:bCs/>
+                <w:color w:val="000000"/>
+                <w:szCs w:val="20"/>
+                <w:lang w:val="el-GR"/>
+              </w:rPr>
+              <w:t>κλείσιιμο</w:t>
+            </w:r>
+            <w:proofErr w:type="spellEnd"/>
           </w:p>
           <w:p>
             <w:pPr>
@@ -3899,6 +3915,52 @@
                 <w:szCs w:val="20"/>
                 <w:lang w:val="el-GR"/>
               </w:rPr>
+              <w:t xml:space="preserve">τα παιδιά παίζουν ένα </w:t>
+            </w:r>
+            <w:r>
+              <w:rPr>
+                <w:rFonts w:cs="Arial"/>
+                <w:color w:val="000000"/>
+                <w:szCs w:val="20"/>
+                <w:lang w:val="en-US"/>
+              </w:rPr>
+              <w:t>Kahoot</w:t>
+            </w:r>
+            <w:r>
+              <w:rPr>
+                <w:rFonts w:cs="Arial"/>
+                <w:color w:val="000000"/>
+                <w:szCs w:val="20"/>
+                <w:lang w:val="el-GR"/>
+              </w:rPr>
+              <w:t xml:space="preserve"> 5 ερωτήσεων</w:t>
+            </w:r>
+          </w:p>
+          <w:p>
+            <w:pPr>
+              <w:numPr>
+                <w:ilvl w:val="0"/>
+                <w:numId w:val="5"/>
+              </w:numPr>
+              <w:tabs>
+                <w:tab w:val="clear" w:pos="720"/>
+                <w:tab w:val="num" w:pos="330"/>
+              </w:tabs>
+              <w:ind w:left="330" w:hanging="220"/>
+              <w:rPr>
+                <w:rFonts w:cs="Arial"/>
+                <w:color w:val="000000"/>
+                <w:szCs w:val="20"/>
+                <w:lang w:val="el-GR"/>
+              </w:rPr>
+            </w:pPr>
+            <w:r>
+              <w:rPr>
+                <w:rFonts w:cs="Arial"/>
+                <w:color w:val="000000"/>
+                <w:szCs w:val="20"/>
+                <w:lang w:val="el-GR"/>
+              </w:rPr>
               <w:t>αν τελειώσουν νωρίτερα γίνεται συζήτησ</w:t>
             </w:r>
             <w:r>
@@ -3948,13 +4010,113 @@
           </w:tcPr>
           <w:p>
             <w:pPr>
-              <w:rPr>
-                <w:rFonts w:cs="Arial"/>
-                <w:color w:val="000000"/>
-                <w:szCs w:val="20"/>
-                <w:lang w:val="el-GR"/>
-              </w:rPr>
-            </w:pPr>
+              <w:numPr>
+                <w:ilvl w:val="0"/>
+                <w:numId w:val="5"/>
+              </w:numPr>
+              <w:tabs>
+                <w:tab w:val="clear" w:pos="720"/>
+                <w:tab w:val="num" w:pos="330"/>
+                <w:tab w:val="num" w:pos="1890"/>
+              </w:tabs>
+              <w:ind w:left="330" w:hanging="220"/>
+              <w:rPr>
+                <w:rFonts w:cs="Arial"/>
+                <w:b/>
+                <w:bCs/>
+                <w:color w:val="000000"/>
+                <w:szCs w:val="20"/>
+                <w:lang w:val="el-GR"/>
+              </w:rPr>
+            </w:pPr>
+            <w:r>
+              <w:rPr>
+                <w:rFonts w:cs="Arial"/>
+                <w:szCs w:val="20"/>
+                <w:lang w:val="en-US"/>
+              </w:rPr>
+              <w:t>A5</w:t>
+            </w:r>
+            <w:r>
+              <w:rPr>
+                <w:rFonts w:cs="Arial"/>
+                <w:b/>
+                <w:bCs/>
+                <w:color w:val="000000"/>
+                <w:szCs w:val="20"/>
+                <w:lang w:val="el-GR"/>
+              </w:rPr>
+              <w:t xml:space="preserve">.3 Μ1 - </w:t>
+            </w:r>
+            <w:r>
+              <w:rPr>
+                <w:rFonts w:cs="Arial"/>
+                <w:b/>
+                <w:bCs/>
+                <w:color w:val="000000"/>
+                <w:szCs w:val="20"/>
+                <w:lang w:val="el-GR"/>
+              </w:rPr>
+              <w:lastRenderedPageBreak/>
+              <w:t xml:space="preserve">Κίνδυνοι στο Διαδίκτυο </w:t>
+            </w:r>
+            <w:r>
+              <w:rPr>
+                <w:rFonts w:cs="Arial"/>
+                <w:b/>
+                <w:bCs/>
+                <w:color w:val="000000"/>
+                <w:szCs w:val="20"/>
+                <w:lang w:val="el-GR"/>
+              </w:rPr>
+              <w:t>–</w:t>
+            </w:r>
+            <w:r>
+              <w:rPr>
+                <w:rFonts w:cs="Arial"/>
+                <w:b/>
+                <w:bCs/>
+                <w:color w:val="000000"/>
+                <w:szCs w:val="20"/>
+                <w:lang w:val="el-GR"/>
+              </w:rPr>
+              <w:t xml:space="preserve"> </w:t>
+            </w:r>
+            <w:proofErr w:type="spellStart"/>
+            <w:r>
+              <w:rPr>
+                <w:rFonts w:cs="Arial"/>
+                <w:b/>
+                <w:bCs/>
+                <w:color w:val="000000"/>
+                <w:szCs w:val="20"/>
+                <w:lang w:val="el-GR"/>
+              </w:rPr>
+              <w:t>κλείσιιμο</w:t>
+            </w:r>
+            <w:r>
+              <w:rPr>
+                <w:rFonts w:cs="Arial"/>
+                <w:b/>
+                <w:bCs/>
+                <w:color w:val="000000"/>
+                <w:szCs w:val="20"/>
+                <w:lang w:val="el-GR"/>
+              </w:rPr>
+              <w:t>.p</w:t>
+            </w:r>
+            <w:r>
+              <w:rPr>
+                <w:rFonts w:cs="Arial"/>
+                <w:b/>
+                <w:bCs/>
+                <w:color w:val="000000"/>
+                <w:szCs w:val="20"/>
+                <w:lang w:val="en-US"/>
+              </w:rPr>
+              <w:t>ptx</w:t>
+            </w:r>
+            <w:proofErr w:type="spellEnd"/>
           </w:p>
         </w:tc>
       </w:tr>

--- a/paidagogiko/sxedia  mathimatos/Α5.3 Μ1 - Κίνδυνοι στο Διαδίκτυο.docx
+++ b/paidagogiko/sxedia  mathimatos/Α5.3 Μ1 - Κίνδυνοι στο Διαδίκτυο.docx
@@ -1504,29 +1504,71 @@
             <w:pPr>
               <w:numPr>
                 <w:ilvl w:val="0"/>
-                <w:numId w:val="5"/>
+                <w:numId w:val="11"/>
               </w:numPr>
-              <w:tabs>
-                <w:tab w:val="clear" w:pos="720"/>
-                <w:tab w:val="num" w:pos="330"/>
-                <w:tab w:val="num" w:pos="1890"/>
-              </w:tabs>
-              <w:ind w:left="330" w:hanging="220"/>
-              <w:rPr>
-                <w:rFonts w:cs="Arial"/>
-                <w:color w:val="000000"/>
-                <w:szCs w:val="20"/>
-                <w:lang w:val="el-GR"/>
-              </w:rPr>
-            </w:pPr>
-            <w:r>
-              <w:rPr>
-                <w:rFonts w:cs="Arial"/>
-                <w:color w:val="000000"/>
-                <w:szCs w:val="20"/>
-                <w:lang w:val="el-GR"/>
-              </w:rPr>
-              <w:t>Ο εκπαιδευτικός θα επαναφέρει κάποιες από τις προϋπάρχουσες γνώσεις, τις οποίες οι μαθητές θα κληθούν να χρησιμοποιήσουν στο μάθημα αυτό.</w:t>
+              <w:jc w:val="both"/>
+              <w:rPr>
+                <w:rFonts w:cs="Arial"/>
+                <w:color w:val="000000"/>
+                <w:szCs w:val="20"/>
+                <w:lang w:val="el-GR"/>
+              </w:rPr>
+            </w:pPr>
+            <w:r>
+              <w:rPr>
+                <w:rFonts w:cs="Arial"/>
+                <w:color w:val="000000"/>
+                <w:szCs w:val="20"/>
+                <w:lang w:val="el-GR"/>
+              </w:rPr>
+              <w:t>Ο εκπαιδευτικός θα επαναφέρει κάποιες από τις προϋπάρχουσες γνώσεις, τις οποίες οι μαθητές θα κληθούν να χρησιμοποιήσουν στο μάθημα αυτό</w:t>
+            </w:r>
+            <w:r>
+              <w:rPr>
+                <w:rFonts w:cs="Arial"/>
+                <w:color w:val="000000"/>
+                <w:szCs w:val="20"/>
+                <w:lang w:val="el-GR"/>
+              </w:rPr>
+              <w:t>, όπως</w:t>
+            </w:r>
+            <w:r>
+              <w:rPr>
+                <w:rFonts w:cs="Arial"/>
+                <w:color w:val="000000"/>
+                <w:szCs w:val="20"/>
+                <w:lang w:val="el-GR"/>
+              </w:rPr>
+              <w:t xml:space="preserve"> να </w:t>
+            </w:r>
+            <w:r>
+              <w:rPr>
+                <w:rFonts w:cs="Arial"/>
+                <w:b/>
+                <w:bCs/>
+                <w:color w:val="000000"/>
+                <w:szCs w:val="20"/>
+                <w:lang w:val="el-GR"/>
+              </w:rPr>
+              <w:t>Αποστέλλουν και λαμβάνουν απλά ηλεκτρονικά μηνύματα</w:t>
+            </w:r>
+            <w:r>
+              <w:rPr>
+                <w:rFonts w:cs="Arial"/>
+                <w:color w:val="000000"/>
+                <w:szCs w:val="20"/>
+                <w:lang w:val="el-GR"/>
+              </w:rPr>
+              <w:t>.</w:t>
+            </w:r>
+            <w:r>
+              <w:rPr>
+                <w:rFonts w:cs="Arial"/>
+                <w:color w:val="000000"/>
+                <w:szCs w:val="20"/>
+                <w:lang w:val="el-GR"/>
+              </w:rPr>
+              <w:t xml:space="preserve"> </w:t>
             </w:r>
           </w:p>
           <w:p>
@@ -1564,16 +1606,18 @@
                 <w:szCs w:val="20"/>
                 <w:lang w:val="el-GR"/>
               </w:rPr>
-              <w:t>ρωτά τους μαθητές αν κάποιος πήρε κάποιο παράξενο μήνυμα στο κινητό του ή αν έπιασε κάποι</w:t>
-            </w:r>
-            <w:r>
-              <w:rPr>
-                <w:rFonts w:cs="Arial"/>
-                <w:color w:val="000000"/>
-                <w:szCs w:val="20"/>
-                <w:lang w:val="el-GR"/>
-              </w:rPr>
-              <w:t>ο</w:t>
+              <w:t xml:space="preserve">με χρήση του </w:t>
+            </w:r>
+            <w:r>
+              <w:rPr>
+                <w:rFonts w:cs="Arial"/>
+                <w:b/>
+                <w:bCs/>
+                <w:color w:val="000000"/>
+                <w:szCs w:val="20"/>
+                <w:lang w:val="el-GR"/>
+              </w:rPr>
+              <w:t>A5.3 M1 - Εισαγωγή και κλείσιιμο.pptx</w:t>
             </w:r>
             <w:r>
               <w:rPr>
@@ -1591,70 +1635,25 @@
                 <w:szCs w:val="20"/>
                 <w:lang w:val="el-GR"/>
               </w:rPr>
-              <w:t>υιό</w:t>
-            </w:r>
-            <w:r>
-              <w:rPr>
-                <w:rFonts w:cs="Arial"/>
-                <w:color w:val="000000"/>
-                <w:szCs w:val="20"/>
-                <w:lang w:val="el-GR"/>
-              </w:rPr>
-              <w:t xml:space="preserve"> στον υπολογιστή του, </w:t>
-            </w:r>
-            <w:r>
-              <w:rPr>
-                <w:rFonts w:cs="Arial"/>
-                <w:color w:val="000000"/>
-                <w:szCs w:val="20"/>
-                <w:lang w:val="el-GR"/>
-              </w:rPr>
-              <w:t>Ανάλογα</w:t>
-            </w:r>
-            <w:r>
-              <w:rPr>
-                <w:rFonts w:cs="Arial"/>
-                <w:color w:val="000000"/>
-                <w:szCs w:val="20"/>
-                <w:lang w:val="el-GR"/>
-              </w:rPr>
-              <w:t xml:space="preserve"> από τις απαντήσεις</w:t>
-            </w:r>
-            <w:r>
-              <w:rPr>
-                <w:rFonts w:cs="Arial"/>
-                <w:color w:val="000000"/>
-                <w:szCs w:val="20"/>
-                <w:lang w:val="el-GR"/>
-              </w:rPr>
-              <w:t xml:space="preserve"> των μαθητών</w:t>
-            </w:r>
-            <w:r>
-              <w:rPr>
-                <w:rFonts w:cs="Arial"/>
-                <w:color w:val="000000"/>
-                <w:szCs w:val="20"/>
-                <w:lang w:val="el-GR"/>
-              </w:rPr>
-              <w:t xml:space="preserve"> </w:t>
-            </w:r>
-            <w:r>
-              <w:rPr>
-                <w:rFonts w:cs="Arial"/>
-                <w:color w:val="000000"/>
-                <w:szCs w:val="20"/>
-                <w:lang w:val="el-GR"/>
-              </w:rPr>
-              <w:t xml:space="preserve">ακολουθεί πολύ σύντομη συζήτηση </w:t>
-            </w:r>
-            <w:r>
-              <w:rPr>
-                <w:rFonts w:cs="Arial"/>
-                <w:color w:val="000000"/>
-                <w:szCs w:val="20"/>
-                <w:lang w:val="el-GR"/>
-              </w:rPr>
-              <w:t>σαν αφόρμηση,</w:t>
+              <w:t xml:space="preserve"> γίνεται αφόρμηση και σύντομη </w:t>
+            </w:r>
+            <w:r>
+              <w:rPr>
+                <w:rFonts w:cs="Arial"/>
+                <w:color w:val="000000"/>
+                <w:szCs w:val="20"/>
+                <w:lang w:val="el-GR"/>
+              </w:rPr>
+              <w:t>συζήτηση</w:t>
+            </w:r>
+            <w:r>
+              <w:rPr>
+                <w:rFonts w:cs="Arial"/>
+                <w:color w:val="000000"/>
+                <w:szCs w:val="20"/>
+                <w:lang w:val="el-GR"/>
+              </w:rPr>
+              <w:t>.</w:t>
             </w:r>
           </w:p>
           <w:p>
@@ -1923,6 +1922,48 @@
                 <w:lang w:val="el-GR"/>
               </w:rPr>
               <w:t>Συζήτηση</w:t>
+            </w:r>
+          </w:p>
+          <w:p>
+            <w:pPr>
+              <w:tabs>
+                <w:tab w:val="num" w:pos="330"/>
+              </w:tabs>
+              <w:ind w:left="330"/>
+              <w:rPr>
+                <w:rFonts w:cs="Arial"/>
+                <w:color w:val="000000"/>
+                <w:szCs w:val="20"/>
+                <w:lang w:val="el-GR"/>
+              </w:rPr>
+            </w:pPr>
+          </w:p>
+          <w:p>
+            <w:pPr>
+              <w:numPr>
+                <w:ilvl w:val="0"/>
+                <w:numId w:val="5"/>
+              </w:numPr>
+              <w:tabs>
+                <w:tab w:val="clear" w:pos="720"/>
+                <w:tab w:val="num" w:pos="330"/>
+              </w:tabs>
+              <w:ind w:left="330" w:hanging="220"/>
+              <w:rPr>
+                <w:rFonts w:cs="Arial"/>
+                <w:color w:val="000000"/>
+                <w:szCs w:val="20"/>
+                <w:lang w:val="el-GR"/>
+              </w:rPr>
+            </w:pPr>
+            <w:r>
+              <w:rPr>
+                <w:rFonts w:cs="Arial"/>
+                <w:color w:val="000000"/>
+                <w:szCs w:val="20"/>
+                <w:lang w:val="el-GR"/>
+              </w:rPr>
+              <w:t>A5.3 M1 - Εισαγωγή και κλείσιιμο.pptx</w:t>
             </w:r>
           </w:p>
         </w:tc>
@@ -3723,7 +3764,7 @@
                 <w:szCs w:val="20"/>
                 <w:lang w:val="el-GR"/>
               </w:rPr>
-              <w:t xml:space="preserve">διακόπτει τους μαθητές </w:t>
+              <w:t xml:space="preserve">διακόπτει τους μαθητές κλειδώνοντας τους υπολογιστές τους </w:t>
             </w:r>
             <w:r>
               <w:rPr>
@@ -3733,7 +3774,7 @@
                 <w:lang w:val="el-GR"/>
               </w:rPr>
               <w:lastRenderedPageBreak/>
-              <w:t xml:space="preserve">κλειδώνοντας τους υπολογιστές τους μέσω </w:t>
+              <w:t xml:space="preserve">μέσω </w:t>
             </w:r>
             <w:proofErr w:type="spellStart"/>
             <w:r>
@@ -4035,7 +4076,15 @@
                 <w:szCs w:val="20"/>
                 <w:lang w:val="en-US"/>
               </w:rPr>
-              <w:t>A5</w:t>
+              <w:t>A</w:t>
+            </w:r>
+            <w:r>
+              <w:rPr>
+                <w:rFonts w:cs="Arial"/>
+                <w:szCs w:val="20"/>
+                <w:lang w:val="el-GR"/>
+              </w:rPr>
+              <w:t>5</w:t>
             </w:r>
             <w:r>
               <w:rPr>
@@ -4046,7 +4095,7 @@
                 <w:szCs w:val="20"/>
                 <w:lang w:val="el-GR"/>
               </w:rPr>
-              <w:t xml:space="preserve">.3 Μ1 - </w:t>
+              <w:t xml:space="preserve">.3 Μ1 - Κίνδυνοι στο </w:t>
             </w:r>
             <w:r>
               <w:rPr>
@@ -4058,7 +4107,7 @@
                 <w:lang w:val="el-GR"/>
               </w:rPr>
               <w:lastRenderedPageBreak/>
-              <w:t xml:space="preserve">Κίνδυνοι στο Διαδίκτυο </w:t>
+              <w:t xml:space="preserve">Διαδίκτυο </w:t>
             </w:r>
             <w:r>
               <w:rPr>
@@ -4146,6 +4195,7 @@
                 <w:szCs w:val="20"/>
                 <w:lang w:val="el-GR"/>
               </w:rPr>
+              <w:lastRenderedPageBreak/>
               <w:t>Εργασία στο σπίτι</w:t>
             </w:r>
           </w:p>
